--- a/public/gallery/examples/data-analyst/nl/resume.docx
+++ b/public/gallery/examples/data-analyst/nl/resume.docx
@@ -66,7 +66,7 @@
         </w:rPr>
         <w:t xml:space="preserve">📧 </w:t>
       </w:r>
-      <w:hyperlink w:history="1" r:id="rId9m0ukauvbiqmbgb53bpdr">
+      <w:hyperlink w:history="1" r:id="rIdhlrunuc-emwrjuqpvl-xu">
         <w:r>
           <w:rPr>
             <w:sz w:val="18"/>
@@ -89,7 +89,7 @@
         </w:rPr>
         <w:t xml:space="preserve">🔗 </w:t>
       </w:r>
-      <w:hyperlink w:history="1" r:id="rIdlnnbp53zv7sqvu2byjgrm">
+      <w:hyperlink w:history="1" r:id="rIdtmsyh5mrqh7kaihbti3ev">
         <w:r>
           <w:rPr>
             <w:sz w:val="18"/>
@@ -124,7 +124,7 @@
         <w:spacing w:after="200" w:line="276"/>
         <w:jc w:val="center"/>
       </w:pPr>
-      <w:hyperlink w:history="1" r:id="rIdylcoj9v_agecloeswmeo0">
+      <w:hyperlink w:history="1" r:id="rId3mjyxllsxdriog9b6mm7r">
         <w:r>
           <w:rPr>
             <w:sz w:val="18"/>
@@ -140,7 +140,7 @@
         </w:rPr>
         <w:t xml:space="preserve"> • </w:t>
       </w:r>
-      <w:hyperlink w:history="1" r:id="rId7iwfdsrfp3hpti3edl4he">
+      <w:hyperlink w:history="1" r:id="rId2iiewdednayiga5uy5yy6">
         <w:r>
           <w:rPr>
             <w:sz w:val="18"/>
@@ -302,7 +302,7 @@
         </w:rPr>
         <w:t xml:space="preserve">	</w:t>
       </w:r>
-      <w:hyperlink w:history="1" r:id="rIdeivpkbtcgi3cmq4krmpsy">
+      <w:hyperlink w:history="1" r:id="rIdmguavhinwp08hsk3bqv9b">
         <w:r>
           <w:rPr>
             <w:sz w:val="18"/>
@@ -427,7 +427,7 @@
         </w:rPr>
         <w:t xml:space="preserve">	</w:t>
       </w:r>
-      <w:hyperlink w:history="1" r:id="rId3puoanr0cbwpmi1y2dbkd">
+      <w:hyperlink w:history="1" r:id="rIdgivi_pug6tqitee45hihz">
         <w:r>
           <w:rPr>
             <w:sz w:val="18"/>
@@ -571,7 +571,7 @@
         </w:rPr>
         <w:t xml:space="preserve">	</w:t>
       </w:r>
-      <w:hyperlink w:history="1" r:id="rIdbsawu2zyg-6ay966hdiwz">
+      <w:hyperlink w:history="1" r:id="rIdzac3u8hx0vbhnxkij6yuk">
         <w:r>
           <w:rPr>
             <w:sz w:val="18"/>
@@ -734,7 +734,7 @@
         </w:rPr>
         <w:t xml:space="preserve">	</w:t>
       </w:r>
-      <w:hyperlink w:history="1" r:id="rId_edfb11hl8s3xww9yirbl">
+      <w:hyperlink w:history="1" r:id="rIdpbcmdpdbeotiktpgwvfed">
         <w:r>
           <w:rPr>
             <w:sz w:val="18"/>
@@ -897,7 +897,7 @@
         </w:rPr>
         <w:t xml:space="preserve">	</w:t>
       </w:r>
-      <w:hyperlink w:history="1" r:id="rIdt_20paw-bsddrdvhehkd4">
+      <w:hyperlink w:history="1" r:id="rIdeznkpnfhwpdlcwpzqa2wm">
         <w:r>
           <w:rPr>
             <w:sz w:val="18"/>
@@ -1325,7 +1325,7 @@
         </w:rPr>
         <w:t xml:space="preserve">	</w:t>
       </w:r>
-      <w:hyperlink w:history="1" r:id="rIdkte_k7unp_ojth3rcuajy">
+      <w:hyperlink w:history="1" r:id="rIdzsou24xyh1nmwg2mtswxh">
         <w:r>
           <w:rPr>
             <w:sz w:val="18"/>
@@ -1391,7 +1391,7 @@
         </w:rPr>
         <w:t xml:space="preserve">	</w:t>
       </w:r>
-      <w:hyperlink w:history="1" r:id="rIdjy9c8epd5dca90ucum9fg">
+      <w:hyperlink w:history="1" r:id="rIdqicxhoufyz8iijk0f1kug">
         <w:r>
           <w:rPr>
             <w:sz w:val="18"/>
@@ -1476,7 +1476,7 @@
         </w:rPr>
         <w:t xml:space="preserve">	</w:t>
       </w:r>
-      <w:hyperlink w:history="1" r:id="rId4qdjwomyqmiajd2gjm3i6">
+      <w:hyperlink w:history="1" r:id="rId-zkoori1tbebtemiemy8y">
         <w:r>
           <w:rPr>
             <w:sz w:val="18"/>
@@ -1721,7 +1721,7 @@
         </w:rPr>
         <w:t xml:space="preserve">	</w:t>
       </w:r>
-      <w:hyperlink w:history="1" r:id="rId_-j6iaxv5wasn2wvygdzq">
+      <w:hyperlink w:history="1" r:id="rIdntrryd_3bdx-3fjacnjlm">
         <w:r>
           <w:rPr>
             <w:sz w:val="18"/>
